--- a/Convocation_modele.docx
+++ b/Convocation_modele.docx
@@ -2254,7 +2254,7 @@
                                 <w:szCs w:val="24"/>
                                 <w:lang w:val="fr-CI"/>
                               </w:rPr>
-                              <w:t>LE CHEF DE VISITE</w:t>
+                              <w:t xml:space="preserve">LE </w:t>
                             </w:r>
                             <w:r>
                               <w:rPr>
@@ -2265,7 +2265,7 @@
                                 <w:szCs w:val="24"/>
                                 <w:lang w:val="fr-CI"/>
                               </w:rPr>
-                              <w:t xml:space="preserve"> ADJOINT</w:t>
+                              <w:t>{{chef}}</w:t>
                             </w:r>
                             <w:r>
                               <w:rPr>
@@ -2380,7 +2380,31 @@
                                 <w:szCs w:val="24"/>
                                 <w:lang w:val="fr-CI"/>
                               </w:rPr>
-                              <w:t>{{societe}}</w:t>
+                              <w:t>{{</w:t>
+                            </w:r>
+                            <w:proofErr w:type="spellStart"/>
+                            <w:r>
+                              <w:rPr>
+                                <w:rFonts w:ascii="Arial" w:hAnsi="Arial" w:cs="Arial"/>
+                                <w:b/>
+                                <w:bCs/>
+                                <w:sz w:val="24"/>
+                                <w:szCs w:val="24"/>
+                                <w:lang w:val="fr-CI"/>
+                              </w:rPr>
+                              <w:t>societe</w:t>
+                            </w:r>
+                            <w:proofErr w:type="spellEnd"/>
+                            <w:r>
+                              <w:rPr>
+                                <w:rFonts w:ascii="Arial" w:hAnsi="Arial" w:cs="Arial"/>
+                                <w:b/>
+                                <w:bCs/>
+                                <w:sz w:val="24"/>
+                                <w:szCs w:val="24"/>
+                                <w:lang w:val="fr-CI"/>
+                              </w:rPr>
+                              <w:t>}}</w:t>
                             </w:r>
                           </w:p>
                           <w:p>
@@ -2500,7 +2524,7 @@
                           <w:szCs w:val="24"/>
                           <w:lang w:val="fr-CI"/>
                         </w:rPr>
-                        <w:t>LE CHEF DE VISITE</w:t>
+                        <w:t xml:space="preserve">LE </w:t>
                       </w:r>
                       <w:r>
                         <w:rPr>
@@ -2511,7 +2535,7 @@
                           <w:szCs w:val="24"/>
                           <w:lang w:val="fr-CI"/>
                         </w:rPr>
-                        <w:t xml:space="preserve"> ADJOINT</w:t>
+                        <w:t>{{chef}}</w:t>
                       </w:r>
                       <w:r>
                         <w:rPr>
@@ -2626,7 +2650,31 @@
                           <w:szCs w:val="24"/>
                           <w:lang w:val="fr-CI"/>
                         </w:rPr>
-                        <w:t>{{societe}}</w:t>
+                        <w:t>{{</w:t>
+                      </w:r>
+                      <w:proofErr w:type="spellStart"/>
+                      <w:r>
+                        <w:rPr>
+                          <w:rFonts w:ascii="Arial" w:hAnsi="Arial" w:cs="Arial"/>
+                          <w:b/>
+                          <w:bCs/>
+                          <w:sz w:val="24"/>
+                          <w:szCs w:val="24"/>
+                          <w:lang w:val="fr-CI"/>
+                        </w:rPr>
+                        <w:t>societe</w:t>
+                      </w:r>
+                      <w:proofErr w:type="spellEnd"/>
+                      <w:r>
+                        <w:rPr>
+                          <w:rFonts w:ascii="Arial" w:hAnsi="Arial" w:cs="Arial"/>
+                          <w:b/>
+                          <w:bCs/>
+                          <w:sz w:val="24"/>
+                          <w:szCs w:val="24"/>
+                          <w:lang w:val="fr-CI"/>
+                        </w:rPr>
+                        <w:t>}}</w:t>
                       </w:r>
                     </w:p>
                     <w:p>
@@ -2824,6 +2872,7 @@
                               </w:rPr>
                               <w:t>{{</w:t>
                             </w:r>
+                            <w:proofErr w:type="spellStart"/>
                             <w:r>
                               <w:rPr>
                                 <w:rFonts w:ascii="Arial" w:eastAsia="Batang" w:hAnsi="Arial" w:cs="Arial"/>
@@ -2840,8 +2889,9 @@
                                 <w:sz w:val="24"/>
                                 <w:szCs w:val="24"/>
                               </w:rPr>
-                              <w:t xml:space="preserve">_declaration}} </w:t>
-                            </w:r>
+                              <w:t>_declaration</w:t>
+                            </w:r>
+                            <w:proofErr w:type="spellEnd"/>
                             <w:r>
                               <w:rPr>
                                 <w:rFonts w:ascii="Arial" w:eastAsia="Batang" w:hAnsi="Arial" w:cs="Arial"/>
@@ -2849,7 +2899,7 @@
                                 <w:sz w:val="24"/>
                                 <w:szCs w:val="24"/>
                               </w:rPr>
-                              <w:t xml:space="preserve">du </w:t>
+                              <w:t xml:space="preserve">}} </w:t>
                             </w:r>
                             <w:r>
                               <w:rPr>
@@ -2858,7 +2908,36 @@
                                 <w:sz w:val="24"/>
                                 <w:szCs w:val="24"/>
                               </w:rPr>
-                              <w:t>{{date_declaration}}</w:t>
+                              <w:t xml:space="preserve">du </w:t>
+                            </w:r>
+                            <w:r>
+                              <w:rPr>
+                                <w:rFonts w:ascii="Arial" w:eastAsia="Batang" w:hAnsi="Arial" w:cs="Arial"/>
+                                <w:b/>
+                                <w:sz w:val="24"/>
+                                <w:szCs w:val="24"/>
+                              </w:rPr>
+                              <w:t>{{</w:t>
+                            </w:r>
+                            <w:proofErr w:type="spellStart"/>
+                            <w:r>
+                              <w:rPr>
+                                <w:rFonts w:ascii="Arial" w:eastAsia="Batang" w:hAnsi="Arial" w:cs="Arial"/>
+                                <w:b/>
+                                <w:sz w:val="24"/>
+                                <w:szCs w:val="24"/>
+                              </w:rPr>
+                              <w:t>date_declaration</w:t>
+                            </w:r>
+                            <w:proofErr w:type="spellEnd"/>
+                            <w:r>
+                              <w:rPr>
+                                <w:rFonts w:ascii="Arial" w:eastAsia="Batang" w:hAnsi="Arial" w:cs="Arial"/>
+                                <w:b/>
+                                <w:sz w:val="24"/>
+                                <w:szCs w:val="24"/>
+                              </w:rPr>
+                              <w:t>}}</w:t>
                             </w:r>
                           </w:p>
                           <w:p>
@@ -2940,7 +3019,27 @@
                                 <w:sz w:val="24"/>
                                 <w:szCs w:val="24"/>
                               </w:rPr>
-                              <w:t>{{verificateur}}</w:t>
+                              <w:t>{{</w:t>
+                            </w:r>
+                            <w:proofErr w:type="spellStart"/>
+                            <w:r>
+                              <w:rPr>
+                                <w:rFonts w:ascii="Arial" w:eastAsia="Batang" w:hAnsi="Arial" w:cs="Arial"/>
+                                <w:b/>
+                                <w:sz w:val="24"/>
+                                <w:szCs w:val="24"/>
+                              </w:rPr>
+                              <w:t>verificateur</w:t>
+                            </w:r>
+                            <w:proofErr w:type="spellEnd"/>
+                            <w:r>
+                              <w:rPr>
+                                <w:rFonts w:ascii="Arial" w:eastAsia="Batang" w:hAnsi="Arial" w:cs="Arial"/>
+                                <w:b/>
+                                <w:sz w:val="24"/>
+                                <w:szCs w:val="24"/>
+                              </w:rPr>
+                              <w:t>}}</w:t>
                             </w:r>
                           </w:p>
                           <w:p>
@@ -3090,6 +3189,7 @@
                         </w:rPr>
                         <w:t>{{</w:t>
                       </w:r>
+                      <w:proofErr w:type="spellStart"/>
                       <w:r>
                         <w:rPr>
                           <w:rFonts w:ascii="Arial" w:eastAsia="Batang" w:hAnsi="Arial" w:cs="Arial"/>
@@ -3106,8 +3206,9 @@
                           <w:sz w:val="24"/>
                           <w:szCs w:val="24"/>
                         </w:rPr>
-                        <w:t xml:space="preserve">_declaration}} </w:t>
-                      </w:r>
+                        <w:t>_declaration</w:t>
+                      </w:r>
+                      <w:proofErr w:type="spellEnd"/>
                       <w:r>
                         <w:rPr>
                           <w:rFonts w:ascii="Arial" w:eastAsia="Batang" w:hAnsi="Arial" w:cs="Arial"/>
@@ -3115,7 +3216,7 @@
                           <w:sz w:val="24"/>
                           <w:szCs w:val="24"/>
                         </w:rPr>
-                        <w:t xml:space="preserve">du </w:t>
+                        <w:t xml:space="preserve">}} </w:t>
                       </w:r>
                       <w:r>
                         <w:rPr>
@@ -3124,7 +3225,36 @@
                           <w:sz w:val="24"/>
                           <w:szCs w:val="24"/>
                         </w:rPr>
-                        <w:t>{{date_declaration}}</w:t>
+                        <w:t xml:space="preserve">du </w:t>
+                      </w:r>
+                      <w:r>
+                        <w:rPr>
+                          <w:rFonts w:ascii="Arial" w:eastAsia="Batang" w:hAnsi="Arial" w:cs="Arial"/>
+                          <w:b/>
+                          <w:sz w:val="24"/>
+                          <w:szCs w:val="24"/>
+                        </w:rPr>
+                        <w:t>{{</w:t>
+                      </w:r>
+                      <w:proofErr w:type="spellStart"/>
+                      <w:r>
+                        <w:rPr>
+                          <w:rFonts w:ascii="Arial" w:eastAsia="Batang" w:hAnsi="Arial" w:cs="Arial"/>
+                          <w:b/>
+                          <w:sz w:val="24"/>
+                          <w:szCs w:val="24"/>
+                        </w:rPr>
+                        <w:t>date_declaration</w:t>
+                      </w:r>
+                      <w:proofErr w:type="spellEnd"/>
+                      <w:r>
+                        <w:rPr>
+                          <w:rFonts w:ascii="Arial" w:eastAsia="Batang" w:hAnsi="Arial" w:cs="Arial"/>
+                          <w:b/>
+                          <w:sz w:val="24"/>
+                          <w:szCs w:val="24"/>
+                        </w:rPr>
+                        <w:t>}}</w:t>
                       </w:r>
                     </w:p>
                     <w:p>
@@ -3206,7 +3336,27 @@
                           <w:sz w:val="24"/>
                           <w:szCs w:val="24"/>
                         </w:rPr>
-                        <w:t>{{verificateur}}</w:t>
+                        <w:t>{{</w:t>
+                      </w:r>
+                      <w:proofErr w:type="spellStart"/>
+                      <w:r>
+                        <w:rPr>
+                          <w:rFonts w:ascii="Arial" w:eastAsia="Batang" w:hAnsi="Arial" w:cs="Arial"/>
+                          <w:b/>
+                          <w:sz w:val="24"/>
+                          <w:szCs w:val="24"/>
+                        </w:rPr>
+                        <w:t>verificateur</w:t>
+                      </w:r>
+                      <w:proofErr w:type="spellEnd"/>
+                      <w:r>
+                        <w:rPr>
+                          <w:rFonts w:ascii="Arial" w:eastAsia="Batang" w:hAnsi="Arial" w:cs="Arial"/>
+                          <w:b/>
+                          <w:sz w:val="24"/>
+                          <w:szCs w:val="24"/>
+                        </w:rPr>
+                        <w:t>}}</w:t>
                       </w:r>
                     </w:p>
                     <w:p>
@@ -3391,7 +3541,31 @@
                                 <w:szCs w:val="24"/>
                                 <w:lang w:val="fr-CI"/>
                               </w:rPr>
-                              <w:t>{{societe}}</w:t>
+                              <w:t>{{</w:t>
+                            </w:r>
+                            <w:proofErr w:type="spellStart"/>
+                            <w:r>
+                              <w:rPr>
+                                <w:rFonts w:ascii="Arial" w:hAnsi="Arial" w:cs="Arial"/>
+                                <w:b/>
+                                <w:bCs/>
+                                <w:sz w:val="24"/>
+                                <w:szCs w:val="24"/>
+                                <w:lang w:val="fr-CI"/>
+                              </w:rPr>
+                              <w:t>societe</w:t>
+                            </w:r>
+                            <w:proofErr w:type="spellEnd"/>
+                            <w:r>
+                              <w:rPr>
+                                <w:rFonts w:ascii="Arial" w:hAnsi="Arial" w:cs="Arial"/>
+                                <w:b/>
+                                <w:bCs/>
+                                <w:sz w:val="24"/>
+                                <w:szCs w:val="24"/>
+                                <w:lang w:val="fr-CI"/>
+                              </w:rPr>
+                              <w:t>}}</w:t>
                             </w:r>
                             <w:r>
                               <w:rPr>
@@ -3773,7 +3947,31 @@
                           <w:szCs w:val="24"/>
                           <w:lang w:val="fr-CI"/>
                         </w:rPr>
-                        <w:t>{{societe}}</w:t>
+                        <w:t>{{</w:t>
+                      </w:r>
+                      <w:proofErr w:type="spellStart"/>
+                      <w:r>
+                        <w:rPr>
+                          <w:rFonts w:ascii="Arial" w:hAnsi="Arial" w:cs="Arial"/>
+                          <w:b/>
+                          <w:bCs/>
+                          <w:sz w:val="24"/>
+                          <w:szCs w:val="24"/>
+                          <w:lang w:val="fr-CI"/>
+                        </w:rPr>
+                        <w:t>societe</w:t>
+                      </w:r>
+                      <w:proofErr w:type="spellEnd"/>
+                      <w:r>
+                        <w:rPr>
+                          <w:rFonts w:ascii="Arial" w:hAnsi="Arial" w:cs="Arial"/>
+                          <w:b/>
+                          <w:bCs/>
+                          <w:sz w:val="24"/>
+                          <w:szCs w:val="24"/>
+                          <w:lang w:val="fr-CI"/>
+                        </w:rPr>
+                        <w:t>}}</w:t>
                       </w:r>
                       <w:r>
                         <w:rPr>
@@ -4121,10 +4319,39 @@
                         <w:txbxContent>
                           <w:p>
                             <w:r>
-                              <w:t>{{initiales}}</w:t>
-                            </w:r>
-                            <w:r>
-                              <w:t>-{{annee}}-{{num_convoc}}</w:t>
+                              <w:t>{{initiales</w:t>
+                            </w:r>
+                            <w:proofErr w:type="gramStart"/>
+                            <w:r>
+                              <w:t>}}</w:t>
+                            </w:r>
+                            <w:r>
+                              <w:t>-</w:t>
+                            </w:r>
+                            <w:proofErr w:type="gramEnd"/>
+                            <w:r>
+                              <w:t>{{</w:t>
+                            </w:r>
+                            <w:proofErr w:type="spellStart"/>
+                            <w:r>
+                              <w:t>annee</w:t>
+                            </w:r>
+                            <w:proofErr w:type="spellEnd"/>
+                            <w:proofErr w:type="gramStart"/>
+                            <w:r>
+                              <w:t>}}-</w:t>
+                            </w:r>
+                            <w:proofErr w:type="gramEnd"/>
+                            <w:r>
+                              <w:t>{{</w:t>
+                            </w:r>
+                            <w:proofErr w:type="spellStart"/>
+                            <w:r>
+                              <w:t>num_convoc</w:t>
+                            </w:r>
+                            <w:proofErr w:type="spellEnd"/>
+                            <w:r>
+                              <w:t>}}</w:t>
                             </w:r>
                           </w:p>
                         </w:txbxContent>
@@ -4154,10 +4381,39 @@
                   <w:txbxContent>
                     <w:p>
                       <w:r>
-                        <w:t>{{initiales}}</w:t>
-                      </w:r>
-                      <w:r>
-                        <w:t>-{{annee}}-{{num_convoc}}</w:t>
+                        <w:t>{{initiales</w:t>
+                      </w:r>
+                      <w:proofErr w:type="gramStart"/>
+                      <w:r>
+                        <w:t>}}</w:t>
+                      </w:r>
+                      <w:r>
+                        <w:t>-</w:t>
+                      </w:r>
+                      <w:proofErr w:type="gramEnd"/>
+                      <w:r>
+                        <w:t>{{</w:t>
+                      </w:r>
+                      <w:proofErr w:type="spellStart"/>
+                      <w:r>
+                        <w:t>annee</w:t>
+                      </w:r>
+                      <w:proofErr w:type="spellEnd"/>
+                      <w:proofErr w:type="gramStart"/>
+                      <w:r>
+                        <w:t>}}-</w:t>
+                      </w:r>
+                      <w:proofErr w:type="gramEnd"/>
+                      <w:r>
+                        <w:t>{{</w:t>
+                      </w:r>
+                      <w:proofErr w:type="spellStart"/>
+                      <w:r>
+                        <w:t>num_convoc</w:t>
+                      </w:r>
+                      <w:proofErr w:type="spellEnd"/>
+                      <w:r>
+                        <w:t>}}</w:t>
                       </w:r>
                     </w:p>
                   </w:txbxContent>

--- a/Convocation_modele.docx
+++ b/Convocation_modele.docx
@@ -2265,7 +2265,51 @@
                                 <w:szCs w:val="24"/>
                                 <w:lang w:val="fr-CI"/>
                               </w:rPr>
-                              <w:t>{{chef}}</w:t>
+                              <w:t>{{chef</w:t>
+                            </w:r>
+                            <w:r>
+                              <w:rPr>
+                                <w:rFonts w:ascii="Arial" w:hAnsi="Arial" w:cs="Arial"/>
+                                <w:b/>
+                                <w:bCs/>
+                                <w:sz w:val="24"/>
+                                <w:szCs w:val="24"/>
+                                <w:lang w:val="fr-CI"/>
+                              </w:rPr>
+                              <w:t xml:space="preserve"> </w:t>
+                            </w:r>
+                            <w:r>
+                              <w:rPr>
+                                <w:rFonts w:ascii="Arial" w:hAnsi="Arial" w:cs="Arial"/>
+                                <w:b/>
+                                <w:bCs/>
+                                <w:sz w:val="24"/>
+                                <w:szCs w:val="24"/>
+                              </w:rPr>
+                              <w:t xml:space="preserve">| </w:t>
+                            </w:r>
+                            <w:proofErr w:type="spellStart"/>
+                            <w:r>
+                              <w:rPr>
+                                <w:rFonts w:ascii="Arial" w:hAnsi="Arial" w:cs="Arial"/>
+                                <w:b/>
+                                <w:bCs/>
+                                <w:sz w:val="24"/>
+                                <w:szCs w:val="24"/>
+                              </w:rPr>
+                              <w:t>upper</w:t>
+                            </w:r>
+                            <w:proofErr w:type="spellEnd"/>
+                            <w:r>
+                              <w:rPr>
+                                <w:rFonts w:ascii="Arial" w:hAnsi="Arial" w:cs="Arial"/>
+                                <w:b/>
+                                <w:bCs/>
+                                <w:sz w:val="24"/>
+                                <w:szCs w:val="24"/>
+                                <w:lang w:val="fr-CI"/>
+                              </w:rPr>
+                              <w:t>}}</w:t>
                             </w:r>
                             <w:r>
                               <w:rPr>
@@ -2535,7 +2579,51 @@
                           <w:szCs w:val="24"/>
                           <w:lang w:val="fr-CI"/>
                         </w:rPr>
-                        <w:t>{{chef}}</w:t>
+                        <w:t>{{chef</w:t>
+                      </w:r>
+                      <w:r>
+                        <w:rPr>
+                          <w:rFonts w:ascii="Arial" w:hAnsi="Arial" w:cs="Arial"/>
+                          <w:b/>
+                          <w:bCs/>
+                          <w:sz w:val="24"/>
+                          <w:szCs w:val="24"/>
+                          <w:lang w:val="fr-CI"/>
+                        </w:rPr>
+                        <w:t xml:space="preserve"> </w:t>
+                      </w:r>
+                      <w:r>
+                        <w:rPr>
+                          <w:rFonts w:ascii="Arial" w:hAnsi="Arial" w:cs="Arial"/>
+                          <w:b/>
+                          <w:bCs/>
+                          <w:sz w:val="24"/>
+                          <w:szCs w:val="24"/>
+                        </w:rPr>
+                        <w:t xml:space="preserve">| </w:t>
+                      </w:r>
+                      <w:proofErr w:type="spellStart"/>
+                      <w:r>
+                        <w:rPr>
+                          <w:rFonts w:ascii="Arial" w:hAnsi="Arial" w:cs="Arial"/>
+                          <w:b/>
+                          <w:bCs/>
+                          <w:sz w:val="24"/>
+                          <w:szCs w:val="24"/>
+                        </w:rPr>
+                        <w:t>upper</w:t>
+                      </w:r>
+                      <w:proofErr w:type="spellEnd"/>
+                      <w:r>
+                        <w:rPr>
+                          <w:rFonts w:ascii="Arial" w:hAnsi="Arial" w:cs="Arial"/>
+                          <w:b/>
+                          <w:bCs/>
+                          <w:sz w:val="24"/>
+                          <w:szCs w:val="24"/>
+                          <w:lang w:val="fr-CI"/>
+                        </w:rPr>
+                        <w:t>}}</w:t>
                       </w:r>
                       <w:r>
                         <w:rPr>
@@ -6011,7 +6099,6 @@
   <w:style w:type="character" w:default="1" w:styleId="Policepardfaut">
     <w:name w:val="Default Paragraph Font"/>
     <w:uiPriority w:val="1"/>
-    <w:semiHidden/>
     <w:unhideWhenUsed/>
   </w:style>
   <w:style w:type="table" w:default="1" w:styleId="TableauNormal">

--- a/Convocation_modele.docx
+++ b/Convocation_modele.docx
@@ -4371,16 +4371,16 @@
         <mc:AlternateContent>
           <mc:Choice Requires="wps">
             <w:drawing>
-              <wp:anchor distT="0" distB="0" distL="114300" distR="114300" simplePos="0" relativeHeight="251694080" behindDoc="0" locked="0" layoutInCell="1" allowOverlap="1" wp14:anchorId="3A3AABC5" wp14:editId="01701182">
+              <wp:anchor distT="0" distB="0" distL="114300" distR="114300" simplePos="0" relativeHeight="251694080" behindDoc="0" locked="0" layoutInCell="1" allowOverlap="1" wp14:anchorId="3A3AABC5" wp14:editId="4D66CD00">
                 <wp:simplePos x="0" y="0"/>
-                <wp:positionH relativeFrom="page">
-                  <wp:posOffset>6066471</wp:posOffset>
+                <wp:positionH relativeFrom="rightMargin">
+                  <wp:posOffset>255270</wp:posOffset>
                 </wp:positionH>
                 <wp:positionV relativeFrom="paragraph">
-                  <wp:posOffset>2247584</wp:posOffset>
+                  <wp:posOffset>944880</wp:posOffset>
                 </wp:positionV>
-                <wp:extent cx="2589532" cy="291465"/>
-                <wp:effectExtent l="6032" t="0" r="7303" b="7302"/>
+                <wp:extent cx="438150" cy="2428875"/>
+                <wp:effectExtent l="0" t="0" r="0" b="9525"/>
                 <wp:wrapNone/>
                 <wp:docPr id="1723365359" name="Zone de texte 11"/>
                 <wp:cNvGraphicFramePr/>
@@ -4389,9 +4389,9 @@
                     <wps:wsp>
                       <wps:cNvSpPr txBox="1"/>
                       <wps:spPr>
-                        <a:xfrm rot="5400000">
+                        <a:xfrm>
                           <a:off x="0" y="0"/>
-                          <a:ext cx="2589532" cy="291465"/>
+                          <a:ext cx="438150" cy="2428875"/>
                         </a:xfrm>
                         <a:prstGeom prst="rect">
                           <a:avLst/>
@@ -4405,43 +4405,80 @@
                       </wps:spPr>
                       <wps:txbx>
                         <w:txbxContent>
-                          <w:p>
-                            <w:r>
-                              <w:t>{{initiales</w:t>
-                            </w:r>
-                            <w:proofErr w:type="gramStart"/>
-                            <w:r>
-                              <w:t>}}</w:t>
-                            </w:r>
-                            <w:r>
-                              <w:t>-</w:t>
-                            </w:r>
-                            <w:proofErr w:type="gramEnd"/>
-                            <w:r>
-                              <w:t>{{</w:t>
-                            </w:r>
-                            <w:proofErr w:type="spellStart"/>
-                            <w:r>
-                              <w:t>annee</w:t>
-                            </w:r>
-                            <w:proofErr w:type="spellEnd"/>
-                            <w:proofErr w:type="gramStart"/>
-                            <w:r>
-                              <w:t>}}-</w:t>
-                            </w:r>
-                            <w:proofErr w:type="gramEnd"/>
-                            <w:r>
-                              <w:t>{{</w:t>
-                            </w:r>
-                            <w:proofErr w:type="spellStart"/>
-                            <w:r>
-                              <w:t>num_convoc</w:t>
-                            </w:r>
-                            <w:proofErr w:type="spellEnd"/>
-                            <w:r>
-                              <w:t>}}</w:t>
-                            </w:r>
-                          </w:p>
+                          <w:tbl>
+                            <w:tblPr>
+                              <w:tblStyle w:val="Grilledutableau"/>
+                              <w:tblW w:w="0" w:type="auto"/>
+                              <w:tblInd w:w="-5" w:type="dxa"/>
+                              <w:tblBorders>
+                                <w:top w:val="none" w:sz="0" w:space="0" w:color="auto"/>
+                                <w:left w:val="none" w:sz="0" w:space="0" w:color="auto"/>
+                                <w:bottom w:val="none" w:sz="0" w:space="0" w:color="auto"/>
+                                <w:right w:val="none" w:sz="0" w:space="0" w:color="auto"/>
+                                <w:insideH w:val="none" w:sz="0" w:space="0" w:color="auto"/>
+                                <w:insideV w:val="none" w:sz="0" w:space="0" w:color="auto"/>
+                              </w:tblBorders>
+                              <w:tblLook w:val="04A0" w:firstRow="1" w:lastRow="0" w:firstColumn="1" w:lastColumn="0" w:noHBand="0" w:noVBand="1"/>
+                            </w:tblPr>
+                            <w:tblGrid>
+                              <w:gridCol w:w="498"/>
+                            </w:tblGrid>
+                            <w:tr>
+                              <w:trPr>
+                                <w:cantSplit/>
+                                <w:trHeight w:val="3676"/>
+                              </w:trPr>
+                              <w:tc>
+                                <w:tcPr>
+                                  <w:tcW w:w="498" w:type="dxa"/>
+                                  <w:textDirection w:val="tbRl"/>
+                                </w:tcPr>
+                                <w:p>
+                                  <w:pPr>
+                                    <w:ind w:left="113" w:right="113"/>
+                                  </w:pPr>
+                                  <w:r>
+                                    <w:t>{{initiales</w:t>
+                                  </w:r>
+                                  <w:proofErr w:type="gramStart"/>
+                                  <w:r>
+                                    <w:t>}}-</w:t>
+                                  </w:r>
+                                  <w:proofErr w:type="gramEnd"/>
+                                  <w:r>
+                                    <w:t>{{</w:t>
+                                  </w:r>
+                                  <w:proofErr w:type="spellStart"/>
+                                  <w:r>
+                                    <w:t>annee</w:t>
+                                  </w:r>
+                                  <w:proofErr w:type="spellEnd"/>
+                                  <w:proofErr w:type="gramStart"/>
+                                  <w:r>
+                                    <w:t>}}-</w:t>
+                                  </w:r>
+                                  <w:proofErr w:type="gramEnd"/>
+                                  <w:r>
+                                    <w:t>{{</w:t>
+                                  </w:r>
+                                  <w:proofErr w:type="spellStart"/>
+                                  <w:r>
+                                    <w:t>num_convoc</w:t>
+                                  </w:r>
+                                  <w:proofErr w:type="spellEnd"/>
+                                  <w:r>
+                                    <w:t>}}</w:t>
+                                  </w:r>
+                                </w:p>
+                                <w:p>
+                                  <w:pPr>
+                                    <w:ind w:left="113" w:right="113"/>
+                                  </w:pPr>
+                                </w:p>
+                              </w:tc>
+                            </w:tr>
+                          </w:tbl>
+                          <w:p/>
                         </w:txbxContent>
                       </wps:txbx>
                       <wps:bodyPr rot="0" spcFirstLastPara="0" vertOverflow="overflow" horzOverflow="overflow" vert="horz" wrap="square" lIns="91440" tIns="45720" rIns="91440" bIns="45720" numCol="1" spcCol="0" rtlCol="0" fromWordArt="0" anchor="t" anchorCtr="0" forceAA="0" compatLnSpc="1">
@@ -4464,49 +4501,86 @@
           </mc:Choice>
           <mc:Fallback>
             <w:pict>
-              <v:shape w14:anchorId="3A3AABC5" id="Zone de texte 11" o:spid="_x0000_s1034" type="#_x0000_t202" style="position:absolute;margin-left:477.65pt;margin-top:177pt;width:203.9pt;height:22.95pt;rotation:90;z-index:251694080;visibility:visible;mso-wrap-style:square;mso-width-percent:0;mso-height-percent:0;mso-wrap-distance-left:9pt;mso-wrap-distance-top:0;mso-wrap-distance-right:9pt;mso-wrap-distance-bottom:0;mso-position-horizontal:absolute;mso-position-horizontal-relative:page;mso-position-vertical:absolute;mso-position-vertical-relative:text;mso-width-percent:0;mso-height-percent:0;mso-width-relative:margin;mso-height-relative:margin;v-text-anchor:top" o:gfxdata="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" fillcolor="white [3201]" stroked="f" strokeweight=".5pt">
+              <v:shape w14:anchorId="3A3AABC5" id="Zone de texte 11" o:spid="_x0000_s1034" type="#_x0000_t202" style="position:absolute;margin-left:20.1pt;margin-top:74.4pt;width:34.5pt;height:191.25pt;z-index:251694080;visibility:visible;mso-wrap-style:square;mso-width-percent:0;mso-height-percent:0;mso-wrap-distance-left:9pt;mso-wrap-distance-top:0;mso-wrap-distance-right:9pt;mso-wrap-distance-bottom:0;mso-position-horizontal:absolute;mso-position-horizontal-relative:right-margin-area;mso-position-vertical:absolute;mso-position-vertical-relative:text;mso-width-percent:0;mso-height-percent:0;mso-width-relative:margin;mso-height-relative:margin;v-text-anchor:top" o:gfxdata="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" fillcolor="white [3201]" stroked="f" strokeweight=".5pt">
                 <v:textbox>
                   <w:txbxContent>
-                    <w:p>
-                      <w:r>
-                        <w:t>{{initiales</w:t>
-                      </w:r>
-                      <w:proofErr w:type="gramStart"/>
-                      <w:r>
-                        <w:t>}}</w:t>
-                      </w:r>
-                      <w:r>
-                        <w:t>-</w:t>
-                      </w:r>
-                      <w:proofErr w:type="gramEnd"/>
-                      <w:r>
-                        <w:t>{{</w:t>
-                      </w:r>
-                      <w:proofErr w:type="spellStart"/>
-                      <w:r>
-                        <w:t>annee</w:t>
-                      </w:r>
-                      <w:proofErr w:type="spellEnd"/>
-                      <w:proofErr w:type="gramStart"/>
-                      <w:r>
-                        <w:t>}}-</w:t>
-                      </w:r>
-                      <w:proofErr w:type="gramEnd"/>
-                      <w:r>
-                        <w:t>{{</w:t>
-                      </w:r>
-                      <w:proofErr w:type="spellStart"/>
-                      <w:r>
-                        <w:t>num_convoc</w:t>
-                      </w:r>
-                      <w:proofErr w:type="spellEnd"/>
-                      <w:r>
-                        <w:t>}}</w:t>
-                      </w:r>
-                    </w:p>
+                    <w:tbl>
+                      <w:tblPr>
+                        <w:tblStyle w:val="Grilledutableau"/>
+                        <w:tblW w:w="0" w:type="auto"/>
+                        <w:tblInd w:w="-5" w:type="dxa"/>
+                        <w:tblBorders>
+                          <w:top w:val="none" w:sz="0" w:space="0" w:color="auto"/>
+                          <w:left w:val="none" w:sz="0" w:space="0" w:color="auto"/>
+                          <w:bottom w:val="none" w:sz="0" w:space="0" w:color="auto"/>
+                          <w:right w:val="none" w:sz="0" w:space="0" w:color="auto"/>
+                          <w:insideH w:val="none" w:sz="0" w:space="0" w:color="auto"/>
+                          <w:insideV w:val="none" w:sz="0" w:space="0" w:color="auto"/>
+                        </w:tblBorders>
+                        <w:tblLook w:val="04A0" w:firstRow="1" w:lastRow="0" w:firstColumn="1" w:lastColumn="0" w:noHBand="0" w:noVBand="1"/>
+                      </w:tblPr>
+                      <w:tblGrid>
+                        <w:gridCol w:w="498"/>
+                      </w:tblGrid>
+                      <w:tr>
+                        <w:trPr>
+                          <w:cantSplit/>
+                          <w:trHeight w:val="3676"/>
+                        </w:trPr>
+                        <w:tc>
+                          <w:tcPr>
+                            <w:tcW w:w="498" w:type="dxa"/>
+                            <w:textDirection w:val="tbRl"/>
+                          </w:tcPr>
+                          <w:p>
+                            <w:pPr>
+                              <w:ind w:left="113" w:right="113"/>
+                            </w:pPr>
+                            <w:r>
+                              <w:t>{{initiales</w:t>
+                            </w:r>
+                            <w:proofErr w:type="gramStart"/>
+                            <w:r>
+                              <w:t>}}-</w:t>
+                            </w:r>
+                            <w:proofErr w:type="gramEnd"/>
+                            <w:r>
+                              <w:t>{{</w:t>
+                            </w:r>
+                            <w:proofErr w:type="spellStart"/>
+                            <w:r>
+                              <w:t>annee</w:t>
+                            </w:r>
+                            <w:proofErr w:type="spellEnd"/>
+                            <w:proofErr w:type="gramStart"/>
+                            <w:r>
+                              <w:t>}}-</w:t>
+                            </w:r>
+                            <w:proofErr w:type="gramEnd"/>
+                            <w:r>
+                              <w:t>{{</w:t>
+                            </w:r>
+                            <w:proofErr w:type="spellStart"/>
+                            <w:r>
+                              <w:t>num_convoc</w:t>
+                            </w:r>
+                            <w:proofErr w:type="spellEnd"/>
+                            <w:r>
+                              <w:t>}}</w:t>
+                            </w:r>
+                          </w:p>
+                          <w:p>
+                            <w:pPr>
+                              <w:ind w:left="113" w:right="113"/>
+                            </w:pPr>
+                          </w:p>
+                        </w:tc>
+                      </w:tr>
+                    </w:tbl>
+                    <w:p/>
                   </w:txbxContent>
                 </v:textbox>
-                <w10:wrap anchorx="page"/>
+                <w10:wrap anchorx="margin"/>
               </v:shape>
             </w:pict>
           </mc:Fallback>
@@ -6099,6 +6173,7 @@
   <w:style w:type="character" w:default="1" w:styleId="Policepardfaut">
     <w:name w:val="Default Paragraph Font"/>
     <w:uiPriority w:val="1"/>
+    <w:semiHidden/>
     <w:unhideWhenUsed/>
   </w:style>
   <w:style w:type="table" w:default="1" w:styleId="TableauNormal">

--- a/Convocation_modele.docx
+++ b/Convocation_modele.docx
@@ -121,8 +121,8 @@
                               <w:rPr>
                                 <w:rFonts w:ascii="Arial" w:hAnsi="Arial" w:cs="Arial"/>
                                 <w:noProof/>
-                                <w:sz w:val="20"/>
-                                <w:szCs w:val="20"/>
+                                <w:sz w:val="16"/>
+                                <w:szCs w:val="16"/>
                               </w:rPr>
                             </w:pPr>
                             <w:r>
@@ -161,7 +161,7 @@
                                 <w:sz w:val="16"/>
                                 <w:szCs w:val="16"/>
                               </w:rPr>
-                              <w:t>C</w:t>
+                              <w:t>{{</w:t>
                             </w:r>
                             <w:r>
                               <w:rPr>
@@ -170,7 +170,7 @@
                                 <w:sz w:val="16"/>
                                 <w:szCs w:val="16"/>
                               </w:rPr>
-                              <w:t>S</w:t>
+                              <w:t>init_adm</w:t>
                             </w:r>
                             <w:r>
                               <w:rPr>
@@ -179,7 +179,7 @@
                                 <w:sz w:val="16"/>
                                 <w:szCs w:val="16"/>
                               </w:rPr>
-                              <w:t>/</w:t>
+                              <w:t>}}</w:t>
                             </w:r>
                             <w:r>
                               <w:rPr>
@@ -188,7 +188,16 @@
                                 <w:sz w:val="16"/>
                                 <w:szCs w:val="16"/>
                               </w:rPr>
-                              <w:t>-------</w:t>
+                              <w:t>/</w:t>
+                            </w:r>
+                            <w:r>
+                              <w:rPr>
+                                <w:rFonts w:ascii="Arial" w:hAnsi="Arial" w:cs="Arial"/>
+                                <w:noProof/>
+                                <w:sz w:val="16"/>
+                                <w:szCs w:val="16"/>
+                              </w:rPr>
+                              <w:t>{{initiales}}</w:t>
                             </w:r>
                           </w:p>
                           <w:p>
@@ -598,8 +607,8 @@
                         <w:rPr>
                           <w:rFonts w:ascii="Arial" w:hAnsi="Arial" w:cs="Arial"/>
                           <w:noProof/>
-                          <w:sz w:val="20"/>
-                          <w:szCs w:val="20"/>
+                          <w:sz w:val="16"/>
+                          <w:szCs w:val="16"/>
                         </w:rPr>
                       </w:pPr>
                       <w:r>
@@ -638,7 +647,7 @@
                           <w:sz w:val="16"/>
                           <w:szCs w:val="16"/>
                         </w:rPr>
-                        <w:t>C</w:t>
+                        <w:t>{{</w:t>
                       </w:r>
                       <w:r>
                         <w:rPr>
@@ -647,7 +656,7 @@
                           <w:sz w:val="16"/>
                           <w:szCs w:val="16"/>
                         </w:rPr>
-                        <w:t>S</w:t>
+                        <w:t>init_adm</w:t>
                       </w:r>
                       <w:r>
                         <w:rPr>
@@ -656,7 +665,7 @@
                           <w:sz w:val="16"/>
                           <w:szCs w:val="16"/>
                         </w:rPr>
-                        <w:t>/</w:t>
+                        <w:t>}}</w:t>
                       </w:r>
                       <w:r>
                         <w:rPr>
@@ -665,7 +674,16 @@
                           <w:sz w:val="16"/>
                           <w:szCs w:val="16"/>
                         </w:rPr>
-                        <w:t>-------</w:t>
+                        <w:t>/</w:t>
+                      </w:r>
+                      <w:r>
+                        <w:rPr>
+                          <w:rFonts w:ascii="Arial" w:hAnsi="Arial" w:cs="Arial"/>
+                          <w:noProof/>
+                          <w:sz w:val="16"/>
+                          <w:szCs w:val="16"/>
+                        </w:rPr>
+                        <w:t>{{initiales}}</w:t>
                       </w:r>
                     </w:p>
                     <w:p>
@@ -1674,7 +1692,7 @@
                                     </pic:cNvPicPr>
                                   </pic:nvPicPr>
                                   <pic:blipFill>
-                                    <a:blip r:embed="rId9">
+                                    <a:blip r:embed="rId10">
                                       <a:extLst>
                                         <a:ext uri="{28A0092B-C50C-407E-A947-70E740481C1C}">
                                           <a14:useLocalDpi xmlns:a14="http://schemas.microsoft.com/office/drawing/2010/main" val="0"/>
@@ -2063,16 +2081,16 @@
         <mc:AlternateContent>
           <mc:Choice Requires="wps">
             <w:drawing>
-              <wp:anchor distT="0" distB="0" distL="114300" distR="114300" simplePos="0" relativeHeight="251687936" behindDoc="0" locked="0" layoutInCell="1" allowOverlap="1" wp14:anchorId="5EBFFB08" wp14:editId="7BDB5FDF">
+              <wp:anchor distT="0" distB="0" distL="114300" distR="114300" simplePos="0" relativeHeight="251687936" behindDoc="0" locked="0" layoutInCell="1" allowOverlap="1" wp14:anchorId="5EBFFB08" wp14:editId="778F02DE">
                 <wp:simplePos x="0" y="0"/>
                 <wp:positionH relativeFrom="column">
-                  <wp:posOffset>-1178560</wp:posOffset>
+                  <wp:posOffset>-1181100</wp:posOffset>
                 </wp:positionH>
                 <wp:positionV relativeFrom="paragraph">
-                  <wp:posOffset>404495</wp:posOffset>
+                  <wp:posOffset>400685</wp:posOffset>
                 </wp:positionV>
-                <wp:extent cx="4663440" cy="320040"/>
-                <wp:effectExtent l="0" t="0" r="3810" b="3810"/>
+                <wp:extent cx="5295900" cy="320040"/>
+                <wp:effectExtent l="0" t="0" r="0" b="3810"/>
                 <wp:wrapNone/>
                 <wp:docPr id="1468237658" name="Zone de texte 1468237658"/>
                 <wp:cNvGraphicFramePr/>
@@ -2083,7 +2101,7 @@
                       <wps:spPr>
                         <a:xfrm>
                           <a:off x="0" y="0"/>
-                          <a:ext cx="4663440" cy="320040"/>
+                          <a:ext cx="5295900" cy="320040"/>
                         </a:xfrm>
                         <a:prstGeom prst="rect">
                           <a:avLst/>
@@ -2115,7 +2133,36 @@
                                 <w:sz w:val="24"/>
                                 <w:szCs w:val="24"/>
                               </w:rPr>
-                              <w:t>N° ________/ MEFB/DGD/DSDPSS/SDSDP/BDAP/SV-03/2026</w:t>
+                              <w:t>N° ________/ MEFB/DGD/DSDPSS/SDSDP/BDAP/SV-</w:t>
+                            </w:r>
+                            <w:r>
+                              <w:rPr>
+                                <w:rFonts w:ascii="Arial" w:hAnsi="Arial" w:cs="Arial"/>
+                                <w:b/>
+                                <w:sz w:val="24"/>
+                                <w:szCs w:val="24"/>
+                              </w:rPr>
+                              <w:t>{{</w:t>
+                            </w:r>
+                            <w:proofErr w:type="spellStart"/>
+                            <w:r>
+                              <w:rPr>
+                                <w:rFonts w:ascii="Arial" w:hAnsi="Arial" w:cs="Arial"/>
+                                <w:b/>
+                                <w:sz w:val="24"/>
+                                <w:szCs w:val="24"/>
+                              </w:rPr>
+                              <w:t>numMY</w:t>
+                            </w:r>
+                            <w:proofErr w:type="spellEnd"/>
+                            <w:r>
+                              <w:rPr>
+                                <w:rFonts w:ascii="Arial" w:hAnsi="Arial" w:cs="Arial"/>
+                                <w:b/>
+                                <w:sz w:val="24"/>
+                                <w:szCs w:val="24"/>
+                              </w:rPr>
+                              <w:t>}}</w:t>
                             </w:r>
                           </w:p>
                           <w:p>
@@ -2149,7 +2196,7 @@
           </mc:Choice>
           <mc:Fallback>
             <w:pict>
-              <v:shape w14:anchorId="5EBFFB08" id="Zone de texte 1468237658" o:spid="_x0000_s1030" type="#_x0000_t202" style="position:absolute;margin-left:-92.8pt;margin-top:31.85pt;width:367.2pt;height:25.2pt;z-index:251687936;visibility:visible;mso-wrap-style:square;mso-width-percent:0;mso-height-percent:0;mso-wrap-distance-left:9pt;mso-wrap-distance-top:0;mso-wrap-distance-right:9pt;mso-wrap-distance-bottom:0;mso-position-horizontal:absolute;mso-position-horizontal-relative:text;mso-position-vertical:absolute;mso-position-vertical-relative:text;mso-width-percent:0;mso-height-percent:0;mso-width-relative:margin;mso-height-relative:margin;v-text-anchor:top" o:gfxdata="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" fillcolor="window" stroked="f" strokeweight=".5pt">
+              <v:shape w14:anchorId="5EBFFB08" id="Zone de texte 1468237658" o:spid="_x0000_s1030" type="#_x0000_t202" style="position:absolute;margin-left:-93pt;margin-top:31.55pt;width:417pt;height:25.2pt;z-index:251687936;visibility:visible;mso-wrap-style:square;mso-width-percent:0;mso-height-percent:0;mso-wrap-distance-left:9pt;mso-wrap-distance-top:0;mso-wrap-distance-right:9pt;mso-wrap-distance-bottom:0;mso-position-horizontal:absolute;mso-position-horizontal-relative:text;mso-position-vertical:absolute;mso-position-vertical-relative:text;mso-width-percent:0;mso-height-percent:0;mso-width-relative:margin;mso-height-relative:margin;v-text-anchor:top" o:gfxdata="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" fillcolor="window" stroked="f" strokeweight=".5pt">
                 <v:textbox>
                   <w:txbxContent>
                     <w:p>
@@ -2169,7 +2216,36 @@
                           <w:sz w:val="24"/>
                           <w:szCs w:val="24"/>
                         </w:rPr>
-                        <w:t>N° ________/ MEFB/DGD/DSDPSS/SDSDP/BDAP/SV-03/2026</w:t>
+                        <w:t>N° ________/ MEFB/DGD/DSDPSS/SDSDP/BDAP/SV-</w:t>
+                      </w:r>
+                      <w:r>
+                        <w:rPr>
+                          <w:rFonts w:ascii="Arial" w:hAnsi="Arial" w:cs="Arial"/>
+                          <w:b/>
+                          <w:sz w:val="24"/>
+                          <w:szCs w:val="24"/>
+                        </w:rPr>
+                        <w:t>{{</w:t>
+                      </w:r>
+                      <w:proofErr w:type="spellStart"/>
+                      <w:r>
+                        <w:rPr>
+                          <w:rFonts w:ascii="Arial" w:hAnsi="Arial" w:cs="Arial"/>
+                          <w:b/>
+                          <w:sz w:val="24"/>
+                          <w:szCs w:val="24"/>
+                        </w:rPr>
+                        <w:t>numMY</w:t>
+                      </w:r>
+                      <w:proofErr w:type="spellEnd"/>
+                      <w:r>
+                        <w:rPr>
+                          <w:rFonts w:ascii="Arial" w:hAnsi="Arial" w:cs="Arial"/>
+                          <w:b/>
+                          <w:sz w:val="24"/>
+                          <w:szCs w:val="24"/>
+                        </w:rPr>
+                        <w:t>}}</w:t>
                       </w:r>
                     </w:p>
                     <w:p>
@@ -2199,15 +2275,15 @@
         <mc:AlternateContent>
           <mc:Choice Requires="wps">
             <w:drawing>
-              <wp:anchor distT="0" distB="0" distL="114300" distR="114300" simplePos="0" relativeHeight="251688960" behindDoc="0" locked="0" layoutInCell="1" allowOverlap="1" wp14:anchorId="79471B3D" wp14:editId="3EC19745">
+              <wp:anchor distT="0" distB="0" distL="114300" distR="114300" simplePos="0" relativeHeight="251688960" behindDoc="0" locked="0" layoutInCell="1" allowOverlap="1" wp14:anchorId="79471B3D" wp14:editId="54AE5E9F">
                 <wp:simplePos x="0" y="0"/>
                 <wp:positionH relativeFrom="column">
-                  <wp:posOffset>1774825</wp:posOffset>
+                  <wp:posOffset>1771650</wp:posOffset>
                 </wp:positionH>
                 <wp:positionV relativeFrom="paragraph">
-                  <wp:posOffset>222885</wp:posOffset>
+                  <wp:posOffset>219710</wp:posOffset>
                 </wp:positionV>
-                <wp:extent cx="3657600" cy="1447800"/>
+                <wp:extent cx="3657600" cy="1695450"/>
                 <wp:effectExtent l="0" t="0" r="0" b="0"/>
                 <wp:wrapNone/>
                 <wp:docPr id="118557878" name="Zone de texte 1"/>
@@ -2219,7 +2295,7 @@
                       <wps:spPr>
                         <a:xfrm>
                           <a:off x="0" y="0"/>
-                          <a:ext cx="3657600" cy="1447800"/>
+                          <a:ext cx="3657600" cy="1695450"/>
                         </a:xfrm>
                         <a:prstGeom prst="rect">
                           <a:avLst/>
@@ -2449,6 +2525,17 @@
                                 <w:lang w:val="fr-CI"/>
                               </w:rPr>
                               <w:t>}}</w:t>
+                            </w:r>
+                            <w:r>
+                              <w:rPr>
+                                <w:rFonts w:ascii="Arial" w:hAnsi="Arial" w:cs="Arial"/>
+                                <w:b/>
+                                <w:bCs/>
+                                <w:sz w:val="24"/>
+                                <w:szCs w:val="24"/>
+                                <w:lang w:val="fr-CI"/>
+                              </w:rPr>
+                              <w:t xml:space="preserve"> PC DE {{operateur}}</w:t>
                             </w:r>
                           </w:p>
                           <w:p>
@@ -2544,7 +2631,7 @@
           </mc:Choice>
           <mc:Fallback>
             <w:pict>
-              <v:shape w14:anchorId="79471B3D" id="Zone de texte 1" o:spid="_x0000_s1031" type="#_x0000_t202" style="position:absolute;margin-left:139.75pt;margin-top:17.55pt;width:4in;height:114pt;z-index:251688960;visibility:visible;mso-wrap-style:square;mso-width-percent:0;mso-height-percent:0;mso-wrap-distance-left:9pt;mso-wrap-distance-top:0;mso-wrap-distance-right:9pt;mso-wrap-distance-bottom:0;mso-position-horizontal:absolute;mso-position-horizontal-relative:text;mso-position-vertical:absolute;mso-position-vertical-relative:text;mso-width-percent:0;mso-height-percent:0;mso-width-relative:margin;mso-height-relative:margin;v-text-anchor:top" o:gfxdata="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" fillcolor="white [3201]" stroked="f" strokeweight=".5pt">
+              <v:shape w14:anchorId="79471B3D" id="Zone de texte 1" o:spid="_x0000_s1031" type="#_x0000_t202" style="position:absolute;margin-left:139.5pt;margin-top:17.3pt;width:4in;height:133.5pt;z-index:251688960;visibility:visible;mso-wrap-style:square;mso-width-percent:0;mso-height-percent:0;mso-wrap-distance-left:9pt;mso-wrap-distance-top:0;mso-wrap-distance-right:9pt;mso-wrap-distance-bottom:0;mso-position-horizontal:absolute;mso-position-horizontal-relative:text;mso-position-vertical:absolute;mso-position-vertical-relative:text;mso-width-percent:0;mso-height-percent:0;mso-width-relative:margin;mso-height-relative:margin;v-text-anchor:top" o:gfxdata="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" fillcolor="white [3201]" stroked="f" strokeweight=".5pt">
                 <v:textbox>
                   <w:txbxContent>
                     <w:p>
@@ -2763,6 +2850,17 @@
                           <w:lang w:val="fr-CI"/>
                         </w:rPr>
                         <w:t>}}</w:t>
+                      </w:r>
+                      <w:r>
+                        <w:rPr>
+                          <w:rFonts w:ascii="Arial" w:hAnsi="Arial" w:cs="Arial"/>
+                          <w:b/>
+                          <w:bCs/>
+                          <w:sz w:val="24"/>
+                          <w:szCs w:val="24"/>
+                          <w:lang w:val="fr-CI"/>
+                        </w:rPr>
+                        <w:t xml:space="preserve"> PC DE {{operateur}}</w:t>
                       </w:r>
                     </w:p>
                     <w:p>
@@ -2861,6 +2959,7 @@
         <w:tab/>
       </w:r>
     </w:p>
+    <w:p/>
     <w:p/>
     <w:p>
       <w:r>
@@ -3117,6 +3216,35 @@
                                 <w:sz w:val="24"/>
                                 <w:szCs w:val="24"/>
                               </w:rPr>
+                              <w:t>civilite</w:t>
+                            </w:r>
+                            <w:proofErr w:type="spellEnd"/>
+                            <w:r>
+                              <w:rPr>
+                                <w:rFonts w:ascii="Arial" w:eastAsia="Batang" w:hAnsi="Arial" w:cs="Arial"/>
+                                <w:b/>
+                                <w:sz w:val="24"/>
+                                <w:szCs w:val="24"/>
+                              </w:rPr>
+                              <w:t xml:space="preserve">}} </w:t>
+                            </w:r>
+                            <w:r>
+                              <w:rPr>
+                                <w:rFonts w:ascii="Arial" w:eastAsia="Batang" w:hAnsi="Arial" w:cs="Arial"/>
+                                <w:b/>
+                                <w:sz w:val="24"/>
+                                <w:szCs w:val="24"/>
+                              </w:rPr>
+                              <w:t>{{</w:t>
+                            </w:r>
+                            <w:proofErr w:type="spellStart"/>
+                            <w:r>
+                              <w:rPr>
+                                <w:rFonts w:ascii="Arial" w:eastAsia="Batang" w:hAnsi="Arial" w:cs="Arial"/>
+                                <w:b/>
+                                <w:sz w:val="24"/>
+                                <w:szCs w:val="24"/>
+                              </w:rPr>
                               <w:t>verificateur</w:t>
                             </w:r>
                             <w:proofErr w:type="spellEnd"/>
@@ -3434,6 +3562,35 @@
                           <w:sz w:val="24"/>
                           <w:szCs w:val="24"/>
                         </w:rPr>
+                        <w:t>civilite</w:t>
+                      </w:r>
+                      <w:proofErr w:type="spellEnd"/>
+                      <w:r>
+                        <w:rPr>
+                          <w:rFonts w:ascii="Arial" w:eastAsia="Batang" w:hAnsi="Arial" w:cs="Arial"/>
+                          <w:b/>
+                          <w:sz w:val="24"/>
+                          <w:szCs w:val="24"/>
+                        </w:rPr>
+                        <w:t xml:space="preserve">}} </w:t>
+                      </w:r>
+                      <w:r>
+                        <w:rPr>
+                          <w:rFonts w:ascii="Arial" w:eastAsia="Batang" w:hAnsi="Arial" w:cs="Arial"/>
+                          <w:b/>
+                          <w:sz w:val="24"/>
+                          <w:szCs w:val="24"/>
+                        </w:rPr>
+                        <w:t>{{</w:t>
+                      </w:r>
+                      <w:proofErr w:type="spellStart"/>
+                      <w:r>
+                        <w:rPr>
+                          <w:rFonts w:ascii="Arial" w:eastAsia="Batang" w:hAnsi="Arial" w:cs="Arial"/>
+                          <w:b/>
+                          <w:sz w:val="24"/>
+                          <w:szCs w:val="24"/>
+                        </w:rPr>
                         <w:t>verificateur</w:t>
                       </w:r>
                       <w:proofErr w:type="spellEnd"/>
@@ -3534,16 +3691,16 @@
         <mc:AlternateContent>
           <mc:Choice Requires="wps">
             <w:drawing>
-              <wp:anchor distT="0" distB="0" distL="114300" distR="114300" simplePos="0" relativeHeight="251693056" behindDoc="0" locked="0" layoutInCell="1" allowOverlap="1" wp14:anchorId="4594F770" wp14:editId="18299C80">
+              <wp:anchor distT="0" distB="0" distL="114300" distR="114300" simplePos="0" relativeHeight="251693056" behindDoc="0" locked="0" layoutInCell="1" allowOverlap="1" wp14:anchorId="4594F770" wp14:editId="2AB6DE84">
                 <wp:simplePos x="0" y="0"/>
                 <wp:positionH relativeFrom="column">
-                  <wp:posOffset>-746125</wp:posOffset>
+                  <wp:posOffset>-742950</wp:posOffset>
                 </wp:positionH>
                 <wp:positionV relativeFrom="paragraph">
                   <wp:posOffset>287655</wp:posOffset>
                 </wp:positionV>
-                <wp:extent cx="6096000" cy="3854450"/>
-                <wp:effectExtent l="0" t="0" r="0" b="0"/>
+                <wp:extent cx="6096000" cy="3667125"/>
+                <wp:effectExtent l="0" t="0" r="0" b="9525"/>
                 <wp:wrapNone/>
                 <wp:docPr id="338199957" name="Zone de texte 1"/>
                 <wp:cNvGraphicFramePr/>
@@ -3554,7 +3711,7 @@
                       <wps:spPr>
                         <a:xfrm>
                           <a:off x="0" y="0"/>
-                          <a:ext cx="6096000" cy="3854450"/>
+                          <a:ext cx="6096000" cy="3667125"/>
                         </a:xfrm>
                         <a:prstGeom prst="rect">
                           <a:avLst/>
@@ -3755,18 +3912,6 @@
                               </w:rPr>
                               <w:t>.</w:t>
                             </w:r>
-                          </w:p>
-                          <w:p>
-                            <w:pPr>
-                              <w:spacing w:after="0" w:line="360" w:lineRule="auto"/>
-                              <w:jc w:val="both"/>
-                              <w:rPr>
-                                <w:rFonts w:ascii="Arial" w:eastAsia="Batang" w:hAnsi="Arial" w:cs="Arial"/>
-                                <w:b/>
-                                <w:sz w:val="26"/>
-                                <w:szCs w:val="26"/>
-                              </w:rPr>
-                            </w:pPr>
                           </w:p>
                           <w:p>
                             <w:pPr>
@@ -3971,7 +4116,7 @@
           </mc:Choice>
           <mc:Fallback>
             <w:pict>
-              <v:shape w14:anchorId="4594F770" id="_x0000_s1033" type="#_x0000_t202" style="position:absolute;margin-left:-58.75pt;margin-top:22.65pt;width:480pt;height:303.5pt;z-index:251693056;visibility:visible;mso-wrap-style:square;mso-width-percent:0;mso-height-percent:0;mso-wrap-distance-left:9pt;mso-wrap-distance-top:0;mso-wrap-distance-right:9pt;mso-wrap-distance-bottom:0;mso-position-horizontal:absolute;mso-position-horizontal-relative:text;mso-position-vertical:absolute;mso-position-vertical-relative:text;mso-width-percent:0;mso-height-percent:0;mso-width-relative:margin;mso-height-relative:margin;v-text-anchor:top" o:gfxdata="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" fillcolor="white [3201]" stroked="f" strokeweight=".5pt">
+              <v:shape w14:anchorId="4594F770" id="_x0000_s1033" type="#_x0000_t202" style="position:absolute;margin-left:-58.5pt;margin-top:22.65pt;width:480pt;height:288.75pt;z-index:251693056;visibility:visible;mso-wrap-style:square;mso-width-percent:0;mso-height-percent:0;mso-wrap-distance-left:9pt;mso-wrap-distance-top:0;mso-wrap-distance-right:9pt;mso-wrap-distance-bottom:0;mso-position-horizontal:absolute;mso-position-horizontal-relative:text;mso-position-vertical:absolute;mso-position-vertical-relative:text;mso-width-percent:0;mso-height-percent:0;mso-width-relative:margin;mso-height-relative:margin;v-text-anchor:top" o:gfxdata="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" fillcolor="white [3201]" stroked="f" strokeweight=".5pt">
                 <v:textbox>
                   <w:txbxContent>
                     <w:p>
@@ -4161,18 +4306,6 @@
                         </w:rPr>
                         <w:t>.</w:t>
                       </w:r>
-                    </w:p>
-                    <w:p>
-                      <w:pPr>
-                        <w:spacing w:after="0" w:line="360" w:lineRule="auto"/>
-                        <w:jc w:val="both"/>
-                        <w:rPr>
-                          <w:rFonts w:ascii="Arial" w:eastAsia="Batang" w:hAnsi="Arial" w:cs="Arial"/>
-                          <w:b/>
-                          <w:sz w:val="26"/>
-                          <w:szCs w:val="26"/>
-                        </w:rPr>
-                      </w:pPr>
                     </w:p>
                     <w:p>
                       <w:pPr>
@@ -4501,7 +4634,11 @@
           </mc:Choice>
           <mc:Fallback>
             <w:pict>
-              <v:shape w14:anchorId="3A3AABC5" id="Zone de texte 11" o:spid="_x0000_s1034" type="#_x0000_t202" style="position:absolute;margin-left:20.1pt;margin-top:74.4pt;width:34.5pt;height:191.25pt;z-index:251694080;visibility:visible;mso-wrap-style:square;mso-width-percent:0;mso-height-percent:0;mso-wrap-distance-left:9pt;mso-wrap-distance-top:0;mso-wrap-distance-right:9pt;mso-wrap-distance-bottom:0;mso-position-horizontal:absolute;mso-position-horizontal-relative:right-margin-area;mso-position-vertical:absolute;mso-position-vertical-relative:text;mso-width-percent:0;mso-height-percent:0;mso-width-relative:margin;mso-height-relative:margin;v-text-anchor:top" o:gfxdata="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" fillcolor="white [3201]" stroked="f" strokeweight=".5pt">
+              <v:shapetype w14:anchorId="3A3AABC5" id="_x0000_t202" coordsize="21600,21600" o:spt="202" path="m,l,21600r21600,l21600,xe">
+                <v:stroke joinstyle="miter"/>
+                <v:path gradientshapeok="t" o:connecttype="rect"/>
+              </v:shapetype>
+              <v:shape id="Zone de texte 11" o:spid="_x0000_s1034" type="#_x0000_t202" style="position:absolute;margin-left:20.1pt;margin-top:74.4pt;width:34.5pt;height:191.25pt;z-index:251694080;visibility:visible;mso-wrap-style:square;mso-width-percent:0;mso-height-percent:0;mso-wrap-distance-left:9pt;mso-wrap-distance-top:0;mso-wrap-distance-right:9pt;mso-wrap-distance-bottom:0;mso-position-horizontal:absolute;mso-position-horizontal-relative:right-margin-area;mso-position-vertical:absolute;mso-position-vertical-relative:text;mso-width-percent:0;mso-height-percent:0;mso-width-relative:margin;mso-height-relative:margin;v-text-anchor:top" o:gfxdata="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" fillcolor="white [3201]" stroked="f" strokeweight=".5pt">
                 <v:textbox>
                   <w:txbxContent>
                     <w:tbl>
@@ -4588,7 +4725,7 @@
       </w:r>
     </w:p>
     <w:sectPr>
-      <w:footerReference w:type="default" r:id="rId10"/>
+      <w:footerReference w:type="default" r:id="rId11"/>
       <w:pgSz w:w="11906" w:h="16838"/>
       <w:pgMar w:top="1440" w:right="1133" w:bottom="1440" w:left="2835" w:header="708" w:footer="708" w:gutter="0"/>
       <w:cols w:space="708"/>
@@ -4916,7 +5053,7 @@
                                   </pic:cNvPicPr>
                                 </pic:nvPicPr>
                                 <pic:blipFill>
-                                  <a:blip r:embed="rId1">
+                                  <a:blip r:embed="rId2">
                                     <a:extLst>
                                       <a:ext uri="{28A0092B-C50C-407E-A947-70E740481C1C}">
                                         <a14:useLocalDpi xmlns:a14="http://schemas.microsoft.com/office/drawing/2010/main" val="0"/>
@@ -5147,7 +5284,7 @@
                                         <pic:cNvPicPr/>
                                       </pic:nvPicPr>
                                       <pic:blipFill>
-                                        <a:blip r:embed="rId2" cstate="print">
+                                        <a:blip r:embed="rId3" cstate="print">
                                           <a:extLst>
                                             <a:ext uri="{28A0092B-C50C-407E-A947-70E740481C1C}">
                                               <a14:useLocalDpi xmlns:a14="http://schemas.microsoft.com/office/drawing/2010/main" val="0"/>
@@ -5227,7 +5364,7 @@
                                   <pic:cNvPicPr/>
                                 </pic:nvPicPr>
                                 <pic:blipFill>
-                                  <a:blip r:embed="rId2" cstate="print">
+                                  <a:blip r:embed="rId4" cstate="print">
                                     <a:extLst>
                                       <a:ext uri="{28A0092B-C50C-407E-A947-70E740481C1C}">
                                         <a14:useLocalDpi xmlns:a14="http://schemas.microsoft.com/office/drawing/2010/main" val="0"/>

--- a/Convocation_modele.docx
+++ b/Convocation_modele.docx
@@ -1692,7 +1692,7 @@
                                     </pic:cNvPicPr>
                                   </pic:nvPicPr>
                                   <pic:blipFill>
-                                    <a:blip r:embed="rId10">
+                                    <a:blip r:embed="rId9">
                                       <a:extLst>
                                         <a:ext uri="{28A0092B-C50C-407E-A947-70E740481C1C}">
                                           <a14:useLocalDpi xmlns:a14="http://schemas.microsoft.com/office/drawing/2010/main" val="0"/>
@@ -3775,7 +3775,23 @@
                                 <w:sz w:val="26"/>
                                 <w:szCs w:val="26"/>
                               </w:rPr>
-                              <w:t xml:space="preserve">Monsieur le Responsable Transit de la société </w:t>
+                              <w:t>Monsieur le Responsab</w:t>
+                            </w:r>
+                            <w:r>
+                              <w:rPr>
+                                <w:rFonts w:ascii="Arial" w:eastAsia="Batang" w:hAnsi="Arial" w:cs="Arial"/>
+                                <w:sz w:val="26"/>
+                                <w:szCs w:val="26"/>
+                              </w:rPr>
+                              <w:t>le</w:t>
+                            </w:r>
+                            <w:r>
+                              <w:rPr>
+                                <w:rFonts w:ascii="Arial" w:eastAsia="Batang" w:hAnsi="Arial" w:cs="Arial"/>
+                                <w:sz w:val="26"/>
+                                <w:szCs w:val="26"/>
+                              </w:rPr>
+                              <w:t xml:space="preserve"> Transit de la société </w:t>
                             </w:r>
                             <w:r>
                               <w:rPr>
@@ -4169,7 +4185,23 @@
                           <w:sz w:val="26"/>
                           <w:szCs w:val="26"/>
                         </w:rPr>
-                        <w:t xml:space="preserve">Monsieur le Responsable Transit de la société </w:t>
+                        <w:t>Monsieur le Responsab</w:t>
+                      </w:r>
+                      <w:r>
+                        <w:rPr>
+                          <w:rFonts w:ascii="Arial" w:eastAsia="Batang" w:hAnsi="Arial" w:cs="Arial"/>
+                          <w:sz w:val="26"/>
+                          <w:szCs w:val="26"/>
+                        </w:rPr>
+                        <w:t>le</w:t>
+                      </w:r>
+                      <w:r>
+                        <w:rPr>
+                          <w:rFonts w:ascii="Arial" w:eastAsia="Batang" w:hAnsi="Arial" w:cs="Arial"/>
+                          <w:sz w:val="26"/>
+                          <w:szCs w:val="26"/>
+                        </w:rPr>
+                        <w:t xml:space="preserve"> Transit de la société </w:t>
                       </w:r>
                       <w:r>
                         <w:rPr>
@@ -4634,11 +4666,7 @@
           </mc:Choice>
           <mc:Fallback>
             <w:pict>
-              <v:shapetype w14:anchorId="3A3AABC5" id="_x0000_t202" coordsize="21600,21600" o:spt="202" path="m,l,21600r21600,l21600,xe">
-                <v:stroke joinstyle="miter"/>
-                <v:path gradientshapeok="t" o:connecttype="rect"/>
-              </v:shapetype>
-              <v:shape id="Zone de texte 11" o:spid="_x0000_s1034" type="#_x0000_t202" style="position:absolute;margin-left:20.1pt;margin-top:74.4pt;width:34.5pt;height:191.25pt;z-index:251694080;visibility:visible;mso-wrap-style:square;mso-width-percent:0;mso-height-percent:0;mso-wrap-distance-left:9pt;mso-wrap-distance-top:0;mso-wrap-distance-right:9pt;mso-wrap-distance-bottom:0;mso-position-horizontal:absolute;mso-position-horizontal-relative:right-margin-area;mso-position-vertical:absolute;mso-position-vertical-relative:text;mso-width-percent:0;mso-height-percent:0;mso-width-relative:margin;mso-height-relative:margin;v-text-anchor:top" o:gfxdata="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" fillcolor="white [3201]" stroked="f" strokeweight=".5pt">
+              <v:shape w14:anchorId="3A3AABC5" id="Zone de texte 11" o:spid="_x0000_s1034" type="#_x0000_t202" style="position:absolute;margin-left:20.1pt;margin-top:74.4pt;width:34.5pt;height:191.25pt;z-index:251694080;visibility:visible;mso-wrap-style:square;mso-width-percent:0;mso-height-percent:0;mso-wrap-distance-left:9pt;mso-wrap-distance-top:0;mso-wrap-distance-right:9pt;mso-wrap-distance-bottom:0;mso-position-horizontal:absolute;mso-position-horizontal-relative:right-margin-area;mso-position-vertical:absolute;mso-position-vertical-relative:text;mso-width-percent:0;mso-height-percent:0;mso-width-relative:margin;mso-height-relative:margin;v-text-anchor:top" o:gfxdata="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" fillcolor="white [3201]" stroked="f" strokeweight=".5pt">
                 <v:textbox>
                   <w:txbxContent>
                     <w:tbl>
@@ -4725,7 +4753,7 @@
       </w:r>
     </w:p>
     <w:sectPr>
-      <w:footerReference w:type="default" r:id="rId11"/>
+      <w:footerReference w:type="default" r:id="rId10"/>
       <w:pgSz w:w="11906" w:h="16838"/>
       <w:pgMar w:top="1440" w:right="1133" w:bottom="1440" w:left="2835" w:header="708" w:footer="708" w:gutter="0"/>
       <w:cols w:space="708"/>
@@ -5053,7 +5081,7 @@
                                   </pic:cNvPicPr>
                                 </pic:nvPicPr>
                                 <pic:blipFill>
-                                  <a:blip r:embed="rId2">
+                                  <a:blip r:embed="rId1">
                                     <a:extLst>
                                       <a:ext uri="{28A0092B-C50C-407E-A947-70E740481C1C}">
                                         <a14:useLocalDpi xmlns:a14="http://schemas.microsoft.com/office/drawing/2010/main" val="0"/>
@@ -5284,7 +5312,7 @@
                                         <pic:cNvPicPr/>
                                       </pic:nvPicPr>
                                       <pic:blipFill>
-                                        <a:blip r:embed="rId3" cstate="print">
+                                        <a:blip r:embed="rId2" cstate="print">
                                           <a:extLst>
                                             <a:ext uri="{28A0092B-C50C-407E-A947-70E740481C1C}">
                                               <a14:useLocalDpi xmlns:a14="http://schemas.microsoft.com/office/drawing/2010/main" val="0"/>
@@ -5364,7 +5392,7 @@
                                   <pic:cNvPicPr/>
                                 </pic:nvPicPr>
                                 <pic:blipFill>
-                                  <a:blip r:embed="rId4" cstate="print">
+                                  <a:blip r:embed="rId2" cstate="print">
                                     <a:extLst>
                                       <a:ext uri="{28A0092B-C50C-407E-A947-70E740481C1C}">
                                         <a14:useLocalDpi xmlns:a14="http://schemas.microsoft.com/office/drawing/2010/main" val="0"/>

--- a/Convocation_modele.docx
+++ b/Convocation_modele.docx
@@ -2081,7 +2081,7 @@
         <mc:AlternateContent>
           <mc:Choice Requires="wps">
             <w:drawing>
-              <wp:anchor distT="0" distB="0" distL="114300" distR="114300" simplePos="0" relativeHeight="251687936" behindDoc="0" locked="0" layoutInCell="1" allowOverlap="1" wp14:anchorId="5EBFFB08" wp14:editId="778F02DE">
+              <wp:anchor distT="0" distB="0" distL="114300" distR="114300" simplePos="0" relativeHeight="251687936" behindDoc="0" locked="0" layoutInCell="1" allowOverlap="1" wp14:anchorId="5EBFFB08" wp14:editId="7459985A">
                 <wp:simplePos x="0" y="0"/>
                 <wp:positionH relativeFrom="column">
                   <wp:posOffset>-1181100</wp:posOffset>
@@ -2089,7 +2089,7 @@
                 <wp:positionV relativeFrom="paragraph">
                   <wp:posOffset>400685</wp:posOffset>
                 </wp:positionV>
-                <wp:extent cx="5295900" cy="320040"/>
+                <wp:extent cx="5695950" cy="320040"/>
                 <wp:effectExtent l="0" t="0" r="0" b="3810"/>
                 <wp:wrapNone/>
                 <wp:docPr id="1468237658" name="Zone de texte 1468237658"/>
@@ -2101,7 +2101,7 @@
                       <wps:spPr>
                         <a:xfrm>
                           <a:off x="0" y="0"/>
-                          <a:ext cx="5295900" cy="320040"/>
+                          <a:ext cx="5695950" cy="320040"/>
                         </a:xfrm>
                         <a:prstGeom prst="rect">
                           <a:avLst/>
@@ -2133,7 +2133,54 @@
                                 <w:sz w:val="24"/>
                                 <w:szCs w:val="24"/>
                               </w:rPr>
-                              <w:t>N° ________/ MEFB/DGD/DSDPSS/SDSDP/BDAP/SV-</w:t>
+                              <w:t>N°</w:t>
+                            </w:r>
+                            <w:r>
+                              <w:rPr>
+                                <w:rFonts w:ascii="Arial" w:hAnsi="Arial" w:cs="Arial"/>
+                                <w:b/>
+                                <w:sz w:val="24"/>
+                                <w:szCs w:val="24"/>
+                              </w:rPr>
+                              <w:t xml:space="preserve"> </w:t>
+                            </w:r>
+                            <w:r>
+                              <w:rPr>
+                                <w:rFonts w:ascii="Arial" w:hAnsi="Arial" w:cs="Arial"/>
+                                <w:b/>
+                                <w:sz w:val="24"/>
+                                <w:szCs w:val="24"/>
+                              </w:rPr>
+                              <w:t>{{</w:t>
+                            </w:r>
+                            <w:proofErr w:type="spellStart"/>
+                            <w:r>
+                              <w:rPr>
+                                <w:rFonts w:ascii="Arial" w:hAnsi="Arial" w:cs="Arial"/>
+                                <w:b/>
+                                <w:sz w:val="24"/>
+                                <w:szCs w:val="24"/>
+                              </w:rPr>
+                              <w:t>numero_chrono</w:t>
+                            </w:r>
+                            <w:proofErr w:type="spellEnd"/>
+                            <w:r>
+                              <w:rPr>
+                                <w:rFonts w:ascii="Arial" w:hAnsi="Arial" w:cs="Arial"/>
+                                <w:b/>
+                                <w:sz w:val="24"/>
+                                <w:szCs w:val="24"/>
+                              </w:rPr>
+                              <w:t xml:space="preserve">}} </w:t>
+                            </w:r>
+                            <w:r>
+                              <w:rPr>
+                                <w:rFonts w:ascii="Arial" w:hAnsi="Arial" w:cs="Arial"/>
+                                <w:b/>
+                                <w:sz w:val="24"/>
+                                <w:szCs w:val="24"/>
+                              </w:rPr>
+                              <w:t>/ MEFB/DGD/DSDPSS/SDSDP/BDAP/SV-</w:t>
                             </w:r>
                             <w:r>
                               <w:rPr>
@@ -2196,7 +2243,7 @@
           </mc:Choice>
           <mc:Fallback>
             <w:pict>
-              <v:shape w14:anchorId="5EBFFB08" id="Zone de texte 1468237658" o:spid="_x0000_s1030" type="#_x0000_t202" style="position:absolute;margin-left:-93pt;margin-top:31.55pt;width:417pt;height:25.2pt;z-index:251687936;visibility:visible;mso-wrap-style:square;mso-width-percent:0;mso-height-percent:0;mso-wrap-distance-left:9pt;mso-wrap-distance-top:0;mso-wrap-distance-right:9pt;mso-wrap-distance-bottom:0;mso-position-horizontal:absolute;mso-position-horizontal-relative:text;mso-position-vertical:absolute;mso-position-vertical-relative:text;mso-width-percent:0;mso-height-percent:0;mso-width-relative:margin;mso-height-relative:margin;v-text-anchor:top" o:gfxdata="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" fillcolor="window" stroked="f" strokeweight=".5pt">
+              <v:shape w14:anchorId="5EBFFB08" id="Zone de texte 1468237658" o:spid="_x0000_s1030" type="#_x0000_t202" style="position:absolute;margin-left:-93pt;margin-top:31.55pt;width:448.5pt;height:25.2pt;z-index:251687936;visibility:visible;mso-wrap-style:square;mso-width-percent:0;mso-height-percent:0;mso-wrap-distance-left:9pt;mso-wrap-distance-top:0;mso-wrap-distance-right:9pt;mso-wrap-distance-bottom:0;mso-position-horizontal:absolute;mso-position-horizontal-relative:text;mso-position-vertical:absolute;mso-position-vertical-relative:text;mso-width-percent:0;mso-height-percent:0;mso-width-relative:margin;mso-height-relative:margin;v-text-anchor:top" o:gfxdata="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" fillcolor="window" stroked="f" strokeweight=".5pt">
                 <v:textbox>
                   <w:txbxContent>
                     <w:p>
@@ -2216,7 +2263,54 @@
                           <w:sz w:val="24"/>
                           <w:szCs w:val="24"/>
                         </w:rPr>
-                        <w:t>N° ________/ MEFB/DGD/DSDPSS/SDSDP/BDAP/SV-</w:t>
+                        <w:t>N°</w:t>
+                      </w:r>
+                      <w:r>
+                        <w:rPr>
+                          <w:rFonts w:ascii="Arial" w:hAnsi="Arial" w:cs="Arial"/>
+                          <w:b/>
+                          <w:sz w:val="24"/>
+                          <w:szCs w:val="24"/>
+                        </w:rPr>
+                        <w:t xml:space="preserve"> </w:t>
+                      </w:r>
+                      <w:r>
+                        <w:rPr>
+                          <w:rFonts w:ascii="Arial" w:hAnsi="Arial" w:cs="Arial"/>
+                          <w:b/>
+                          <w:sz w:val="24"/>
+                          <w:szCs w:val="24"/>
+                        </w:rPr>
+                        <w:t>{{</w:t>
+                      </w:r>
+                      <w:proofErr w:type="spellStart"/>
+                      <w:r>
+                        <w:rPr>
+                          <w:rFonts w:ascii="Arial" w:hAnsi="Arial" w:cs="Arial"/>
+                          <w:b/>
+                          <w:sz w:val="24"/>
+                          <w:szCs w:val="24"/>
+                        </w:rPr>
+                        <w:t>numero_chrono</w:t>
+                      </w:r>
+                      <w:proofErr w:type="spellEnd"/>
+                      <w:r>
+                        <w:rPr>
+                          <w:rFonts w:ascii="Arial" w:hAnsi="Arial" w:cs="Arial"/>
+                          <w:b/>
+                          <w:sz w:val="24"/>
+                          <w:szCs w:val="24"/>
+                        </w:rPr>
+                        <w:t xml:space="preserve">}} </w:t>
+                      </w:r>
+                      <w:r>
+                        <w:rPr>
+                          <w:rFonts w:ascii="Arial" w:hAnsi="Arial" w:cs="Arial"/>
+                          <w:b/>
+                          <w:sz w:val="24"/>
+                          <w:szCs w:val="24"/>
+                        </w:rPr>
+                        <w:t>/ MEFB/DGD/DSDPSS/SDSDP/BDAP/SV-</w:t>
                       </w:r>
                       <w:r>
                         <w:rPr>
@@ -6338,7 +6432,6 @@
   <w:style w:type="character" w:default="1" w:styleId="Policepardfaut">
     <w:name w:val="Default Paragraph Font"/>
     <w:uiPriority w:val="1"/>
-    <w:semiHidden/>
     <w:unhideWhenUsed/>
   </w:style>
   <w:style w:type="table" w:default="1" w:styleId="TableauNormal">

--- a/Convocation_modele.docx
+++ b/Convocation_modele.docx
@@ -2151,27 +2151,16 @@
                                 <w:sz w:val="24"/>
                                 <w:szCs w:val="24"/>
                               </w:rPr>
-                              <w:t>{{</w:t>
-                            </w:r>
-                            <w:proofErr w:type="spellStart"/>
-                            <w:r>
-                              <w:rPr>
-                                <w:rFonts w:ascii="Arial" w:hAnsi="Arial" w:cs="Arial"/>
-                                <w:b/>
-                                <w:sz w:val="24"/>
-                                <w:szCs w:val="24"/>
-                              </w:rPr>
-                              <w:t>numero_chrono</w:t>
-                            </w:r>
-                            <w:proofErr w:type="spellEnd"/>
-                            <w:r>
-                              <w:rPr>
-                                <w:rFonts w:ascii="Arial" w:hAnsi="Arial" w:cs="Arial"/>
-                                <w:b/>
-                                <w:sz w:val="24"/>
-                                <w:szCs w:val="24"/>
-                              </w:rPr>
-                              <w:t xml:space="preserve">}} </w:t>
+                              <w:t>_____</w:t>
+                            </w:r>
+                            <w:r>
+                              <w:rPr>
+                                <w:rFonts w:ascii="Arial" w:hAnsi="Arial" w:cs="Arial"/>
+                                <w:b/>
+                                <w:sz w:val="24"/>
+                                <w:szCs w:val="24"/>
+                              </w:rPr>
+                              <w:t xml:space="preserve"> </w:t>
                             </w:r>
                             <w:r>
                               <w:rPr>
@@ -2281,27 +2270,16 @@
                           <w:sz w:val="24"/>
                           <w:szCs w:val="24"/>
                         </w:rPr>
-                        <w:t>{{</w:t>
-                      </w:r>
-                      <w:proofErr w:type="spellStart"/>
-                      <w:r>
-                        <w:rPr>
-                          <w:rFonts w:ascii="Arial" w:hAnsi="Arial" w:cs="Arial"/>
-                          <w:b/>
-                          <w:sz w:val="24"/>
-                          <w:szCs w:val="24"/>
-                        </w:rPr>
-                        <w:t>numero_chrono</w:t>
-                      </w:r>
-                      <w:proofErr w:type="spellEnd"/>
-                      <w:r>
-                        <w:rPr>
-                          <w:rFonts w:ascii="Arial" w:hAnsi="Arial" w:cs="Arial"/>
-                          <w:b/>
-                          <w:sz w:val="24"/>
-                          <w:szCs w:val="24"/>
-                        </w:rPr>
-                        <w:t xml:space="preserve">}} </w:t>
+                        <w:t>_____</w:t>
+                      </w:r>
+                      <w:r>
+                        <w:rPr>
+                          <w:rFonts w:ascii="Arial" w:hAnsi="Arial" w:cs="Arial"/>
+                          <w:b/>
+                          <w:sz w:val="24"/>
+                          <w:szCs w:val="24"/>
+                        </w:rPr>
+                        <w:t xml:space="preserve"> </w:t>
                       </w:r>
                       <w:r>
                         <w:rPr>
@@ -6432,6 +6410,7 @@
   <w:style w:type="character" w:default="1" w:styleId="Policepardfaut">
     <w:name w:val="Default Paragraph Font"/>
     <w:uiPriority w:val="1"/>
+    <w:semiHidden/>
     <w:unhideWhenUsed/>
   </w:style>
   <w:style w:type="table" w:default="1" w:styleId="TableauNormal">
